--- a/Doc/Academic/Proposal/Timeline planning.docx
+++ b/Doc/Academic/Proposal/Timeline planning.docx
@@ -1037,7 +1037,7 @@
     <w:p>
       <w:r>
         <w:pict w14:anchorId="389C2DB3">
-          <v:rect id="_x0000_i1083" style="width:0;height:1.5pt" o:hralign="center" o:hrstd="t" o:hr="t" fillcolor="#a0a0a0" stroked="f"/>
+          <v:rect id="_x0000_i1025" style="width:0;height:1.5pt" o:hralign="center" o:hrstd="t" o:hr="t" fillcolor="#a0a0a0" stroked="f"/>
         </w:pict>
       </w:r>
     </w:p>
@@ -2517,15 +2517,7 @@
     </w:p>
     <w:p>
       <w:r>
-        <w:t xml:space="preserve">[PLAN &amp; </w:t>
-      </w:r>
-      <w:proofErr w:type="gramStart"/>
-      <w:r>
-        <w:t>DESIGN].......</w:t>
-      </w:r>
-      <w:proofErr w:type="gramEnd"/>
-      <w:r>
-        <w:t>#1A6FA5</w:t>
+        <w:t>[PLAN &amp; DESIGN].......#1A6FA5</w:t>
       </w:r>
     </w:p>
     <w:p>
@@ -2579,15 +2571,7 @@
     </w:p>
     <w:p>
       <w:r>
-        <w:t xml:space="preserve">[PROTOTYPE / </w:t>
-      </w:r>
-      <w:proofErr w:type="gramStart"/>
-      <w:r>
-        <w:t>BUILD]...</w:t>
-      </w:r>
-      <w:proofErr w:type="gramEnd"/>
-      <w:r>
-        <w:t>#56A36C</w:t>
+        <w:t>[PROTOTYPE / BUILD]...#56A36C</w:t>
       </w:r>
     </w:p>
     <w:p>
@@ -2660,15 +2644,7 @@
     </w:p>
     <w:p>
       <w:r>
-        <w:t xml:space="preserve">[TEST &amp; </w:t>
-      </w:r>
-      <w:proofErr w:type="gramStart"/>
-      <w:r>
-        <w:t>REFINE].......</w:t>
-      </w:r>
-      <w:proofErr w:type="gramEnd"/>
-      <w:r>
-        <w:t>#E67E22</w:t>
+        <w:t>[TEST &amp; REFINE].......#E67E22</w:t>
       </w:r>
     </w:p>
     <w:p>
@@ -2758,7 +2734,6 @@
         </w:rPr>
         <w:t>▢▢▢▢▢▢▢▢</w:t>
       </w:r>
-      <w:proofErr w:type="gramStart"/>
       <w:r>
         <w:rPr>
           <w:rFonts w:ascii="Segoe UI Symbol" w:hAnsi="Segoe UI Symbol" w:cs="Segoe UI Symbol"/>
@@ -2766,13 +2741,2516 @@
         <w:t>★</w:t>
       </w:r>
       <w:r>
-        <w:t>(</w:t>
-      </w:r>
-      <w:proofErr w:type="gramEnd"/>
-      <w:r>
-        <w:t>Final Submission)</w:t>
+        <w:t>(Final Submission)</w:t>
       </w:r>
     </w:p>
+    <w:p/>
+    <w:p/>
+    <w:p/>
+    <w:p/>
+    <w:p/>
+    <w:p/>
+    <w:p/>
+    <w:p/>
+    <w:p/>
+    <w:p/>
+    <w:p/>
+    <w:p/>
+    <w:p/>
+    <w:p/>
+    <w:p/>
+    <w:p/>
+    <w:p/>
+    <w:p/>
+    <w:p/>
+    <w:p/>
+    <w:p/>
+    <w:p/>
+    <w:p/>
+    <w:p/>
+    <w:p/>
+    <w:p/>
+    <w:p/>
+    <w:p/>
+    <w:p>
+      <w:pPr>
+        <w:pStyle w:val="Title"/>
+      </w:pPr>
+      <w:r>
+        <w:lastRenderedPageBreak/>
+        <w:t xml:space="preserve">After madam comment one </w:t>
+      </w:r>
+    </w:p>
+    <w:tbl>
+      <w:tblPr>
+        <w:tblW w:w="0" w:type="auto"/>
+        <w:tblCellSpacing w:w="15" w:type="dxa"/>
+        <w:tblCellMar>
+          <w:top w:w="15" w:type="dxa"/>
+          <w:left w:w="15" w:type="dxa"/>
+          <w:bottom w:w="15" w:type="dxa"/>
+          <w:right w:w="15" w:type="dxa"/>
+        </w:tblCellMar>
+        <w:tblLook w:val="04A0" w:firstRow="1" w:lastRow="0" w:firstColumn="1" w:lastColumn="0" w:noHBand="0" w:noVBand="1"/>
+      </w:tblPr>
+      <w:tblGrid>
+        <w:gridCol w:w="2155"/>
+        <w:gridCol w:w="3142"/>
+        <w:gridCol w:w="3729"/>
+      </w:tblGrid>
+      <w:tr>
+        <w:trPr>
+          <w:tblHeader/>
+          <w:tblCellSpacing w:w="15" w:type="dxa"/>
+        </w:trPr>
+        <w:tc>
+          <w:tcPr>
+            <w:tcW w:w="0" w:type="auto"/>
+            <w:vAlign w:val="center"/>
+            <w:hideMark/>
+          </w:tcPr>
+          <w:p>
+            <w:pPr>
+              <w:rPr>
+                <w:b/>
+                <w:bCs/>
+              </w:rPr>
+            </w:pPr>
+            <w:r>
+              <w:rPr>
+                <w:b/>
+                <w:bCs/>
+              </w:rPr>
+              <w:t>Phase</w:t>
+            </w:r>
+          </w:p>
+        </w:tc>
+        <w:tc>
+          <w:tcPr>
+            <w:tcW w:w="0" w:type="auto"/>
+            <w:vAlign w:val="center"/>
+            <w:hideMark/>
+          </w:tcPr>
+          <w:p>
+            <w:pPr>
+              <w:rPr>
+                <w:b/>
+                <w:bCs/>
+              </w:rPr>
+            </w:pPr>
+            <w:r>
+              <w:rPr>
+                <w:b/>
+                <w:bCs/>
+              </w:rPr>
+              <w:t>Description</w:t>
+            </w:r>
+          </w:p>
+        </w:tc>
+        <w:tc>
+          <w:tcPr>
+            <w:tcW w:w="0" w:type="auto"/>
+            <w:vAlign w:val="center"/>
+            <w:hideMark/>
+          </w:tcPr>
+          <w:p>
+            <w:pPr>
+              <w:rPr>
+                <w:b/>
+                <w:bCs/>
+              </w:rPr>
+            </w:pPr>
+            <w:r>
+              <w:rPr>
+                <w:b/>
+                <w:bCs/>
+              </w:rPr>
+              <w:t>Tasks from Your Timeline</w:t>
+            </w:r>
+          </w:p>
+        </w:tc>
+      </w:tr>
+      <w:tr>
+        <w:trPr>
+          <w:tblCellSpacing w:w="15" w:type="dxa"/>
+        </w:trPr>
+        <w:tc>
+          <w:tcPr>
+            <w:tcW w:w="0" w:type="auto"/>
+            <w:vAlign w:val="center"/>
+            <w:hideMark/>
+          </w:tcPr>
+          <w:p>
+            <w:r>
+              <w:rPr>
+                <w:b/>
+                <w:bCs/>
+              </w:rPr>
+              <w:t>1. Requirements Planning / Quick Analysis</w:t>
+            </w:r>
+          </w:p>
+        </w:tc>
+        <w:tc>
+          <w:tcPr>
+            <w:tcW w:w="0" w:type="auto"/>
+            <w:vAlign w:val="center"/>
+            <w:hideMark/>
+          </w:tcPr>
+          <w:p>
+            <w:r>
+              <w:t>Rapid gathering of requirements, defining objectives, scope, and constraints. Focus on essential functionality.</w:t>
+            </w:r>
+          </w:p>
+        </w:tc>
+        <w:tc>
+          <w:tcPr>
+            <w:tcW w:w="0" w:type="auto"/>
+            <w:vAlign w:val="center"/>
+            <w:hideMark/>
+          </w:tcPr>
+          <w:p>
+            <w:r>
+              <w:t xml:space="preserve">- Project </w:t>
+            </w:r>
+            <w:proofErr w:type="spellStart"/>
+            <w:r>
+              <w:t>kickoff</w:t>
+            </w:r>
+            <w:proofErr w:type="spellEnd"/>
+            <w:r>
+              <w:t xml:space="preserve"> &amp; scope finalization- Initial literature review (ZKP &amp; AI)- Early architecture planning</w:t>
+            </w:r>
+          </w:p>
+        </w:tc>
+      </w:tr>
+      <w:tr>
+        <w:trPr>
+          <w:tblCellSpacing w:w="15" w:type="dxa"/>
+        </w:trPr>
+        <w:tc>
+          <w:tcPr>
+            <w:tcW w:w="0" w:type="auto"/>
+            <w:vAlign w:val="center"/>
+            <w:hideMark/>
+          </w:tcPr>
+          <w:p>
+            <w:r>
+              <w:rPr>
+                <w:b/>
+                <w:bCs/>
+              </w:rPr>
+              <w:t>2. User Design / Prototyping</w:t>
+            </w:r>
+          </w:p>
+        </w:tc>
+        <w:tc>
+          <w:tcPr>
+            <w:tcW w:w="0" w:type="auto"/>
+            <w:vAlign w:val="center"/>
+            <w:hideMark/>
+          </w:tcPr>
+          <w:p>
+            <w:r>
+              <w:t xml:space="preserve">Build </w:t>
+            </w:r>
+            <w:r>
+              <w:rPr>
+                <w:b/>
+                <w:bCs/>
+              </w:rPr>
+              <w:t>iterative prototypes</w:t>
+            </w:r>
+            <w:r>
+              <w:t xml:space="preserve"> (backend, frontend, AI modules) for early feedback.</w:t>
+            </w:r>
+          </w:p>
+        </w:tc>
+        <w:tc>
+          <w:tcPr>
+            <w:tcW w:w="0" w:type="auto"/>
+            <w:vAlign w:val="center"/>
+            <w:hideMark/>
+          </w:tcPr>
+          <w:p>
+            <w:r>
+              <w:t xml:space="preserve">- Initial prototype (backend + frontend skeleton)- UI </w:t>
+            </w:r>
+            <w:proofErr w:type="spellStart"/>
+            <w:r>
+              <w:t>mockups</w:t>
+            </w:r>
+            <w:proofErr w:type="spellEnd"/>
+            <w:r>
+              <w:t>- Early AI module prototype</w:t>
+            </w:r>
+          </w:p>
+        </w:tc>
+      </w:tr>
+      <w:tr>
+        <w:trPr>
+          <w:tblCellSpacing w:w="15" w:type="dxa"/>
+        </w:trPr>
+        <w:tc>
+          <w:tcPr>
+            <w:tcW w:w="0" w:type="auto"/>
+            <w:vAlign w:val="center"/>
+            <w:hideMark/>
+          </w:tcPr>
+          <w:p>
+            <w:r>
+              <w:rPr>
+                <w:b/>
+                <w:bCs/>
+              </w:rPr>
+              <w:t>3. Construction / Iterative Development</w:t>
+            </w:r>
+          </w:p>
+        </w:tc>
+        <w:tc>
+          <w:tcPr>
+            <w:tcW w:w="0" w:type="auto"/>
+            <w:vAlign w:val="center"/>
+            <w:hideMark/>
+          </w:tcPr>
+          <w:p>
+            <w:r>
+              <w:rPr>
+                <w:b/>
+                <w:bCs/>
+              </w:rPr>
+              <w:t>Parallel development</w:t>
+            </w:r>
+            <w:r>
+              <w:t xml:space="preserve"> of modules with short sprints, frequent iterations, and continuous integration.</w:t>
+            </w:r>
+          </w:p>
+        </w:tc>
+        <w:tc>
+          <w:tcPr>
+            <w:tcW w:w="0" w:type="auto"/>
+            <w:vAlign w:val="center"/>
+            <w:hideMark/>
+          </w:tcPr>
+          <w:p>
+            <w:r>
+              <w:t>- Backend full development- Frontend integration- AI model development &amp; integration- Refinement after testing</w:t>
+            </w:r>
+          </w:p>
+        </w:tc>
+      </w:tr>
+      <w:tr>
+        <w:trPr>
+          <w:tblCellSpacing w:w="15" w:type="dxa"/>
+        </w:trPr>
+        <w:tc>
+          <w:tcPr>
+            <w:tcW w:w="0" w:type="auto"/>
+            <w:vAlign w:val="center"/>
+            <w:hideMark/>
+          </w:tcPr>
+          <w:p>
+            <w:r>
+              <w:rPr>
+                <w:b/>
+                <w:bCs/>
+              </w:rPr>
+              <w:t>4. Cutover / Testing &amp; Implementation</w:t>
+            </w:r>
+          </w:p>
+        </w:tc>
+        <w:tc>
+          <w:tcPr>
+            <w:tcW w:w="0" w:type="auto"/>
+            <w:vAlign w:val="center"/>
+            <w:hideMark/>
+          </w:tcPr>
+          <w:p>
+            <w:r>
+              <w:t>Final system testing, performance tuning, security checks, user acceptance testing, and deployment.</w:t>
+            </w:r>
+          </w:p>
+        </w:tc>
+        <w:tc>
+          <w:tcPr>
+            <w:tcW w:w="0" w:type="auto"/>
+            <w:vAlign w:val="center"/>
+            <w:hideMark/>
+          </w:tcPr>
+          <w:p>
+            <w:r>
+              <w:t>- Internal system testing- Integration testing- Security &amp; penetration testing- UAT- Final deployment</w:t>
+            </w:r>
+          </w:p>
+        </w:tc>
+      </w:tr>
+      <w:tr>
+        <w:trPr>
+          <w:tblCellSpacing w:w="15" w:type="dxa"/>
+        </w:trPr>
+        <w:tc>
+          <w:tcPr>
+            <w:tcW w:w="0" w:type="auto"/>
+            <w:vAlign w:val="center"/>
+            <w:hideMark/>
+          </w:tcPr>
+          <w:p>
+            <w:r>
+              <w:rPr>
+                <w:b/>
+                <w:bCs/>
+              </w:rPr>
+              <w:t>5. Documentation / Feedback Loop</w:t>
+            </w:r>
+          </w:p>
+        </w:tc>
+        <w:tc>
+          <w:tcPr>
+            <w:tcW w:w="0" w:type="auto"/>
+            <w:vAlign w:val="center"/>
+            <w:hideMark/>
+          </w:tcPr>
+          <w:p>
+            <w:r>
+              <w:t>Documentation evolves along with each prototype iteration; continuous improvements based on feedback.</w:t>
+            </w:r>
+          </w:p>
+        </w:tc>
+        <w:tc>
+          <w:tcPr>
+            <w:tcW w:w="0" w:type="auto"/>
+            <w:vAlign w:val="center"/>
+            <w:hideMark/>
+          </w:tcPr>
+          <w:p>
+            <w:r>
+              <w:t>- FYP1 documentation- Final report- Diagrams/screenshots updates during iterations</w:t>
+            </w:r>
+          </w:p>
+        </w:tc>
+      </w:tr>
+    </w:tbl>
+    <w:p/>
+    <w:p/>
+    <w:p/>
+    <w:p/>
+    <w:p/>
+    <w:p/>
+    <w:p/>
+    <w:p/>
+    <w:p/>
+    <w:p/>
+    <w:p/>
+    <w:p/>
+    <w:p/>
+    <w:p>
+      <w:pPr>
+        <w:rPr>
+          <w:b/>
+          <w:bCs/>
+        </w:rPr>
+      </w:pPr>
+      <w:r>
+        <w:rPr>
+          <w:b/>
+          <w:bCs/>
+        </w:rPr>
+        <w:lastRenderedPageBreak/>
+        <w:t>FYP RAD Gantt Timeline (28 Weeks)</w:t>
+      </w:r>
+    </w:p>
+    <w:tbl>
+      <w:tblPr>
+        <w:tblW w:w="0" w:type="auto"/>
+        <w:tblCellSpacing w:w="15" w:type="dxa"/>
+        <w:tblCellMar>
+          <w:top w:w="15" w:type="dxa"/>
+          <w:left w:w="15" w:type="dxa"/>
+          <w:bottom w:w="15" w:type="dxa"/>
+          <w:right w:w="15" w:type="dxa"/>
+        </w:tblCellMar>
+        <w:tblLook w:val="04A0" w:firstRow="1" w:lastRow="0" w:firstColumn="1" w:lastColumn="0" w:noHBand="0" w:noVBand="1"/>
+      </w:tblPr>
+      <w:tblGrid>
+        <w:gridCol w:w="637"/>
+        <w:gridCol w:w="1201"/>
+        <w:gridCol w:w="1217"/>
+        <w:gridCol w:w="5971"/>
+      </w:tblGrid>
+      <w:tr>
+        <w:trPr>
+          <w:tblHeader/>
+          <w:tblCellSpacing w:w="15" w:type="dxa"/>
+        </w:trPr>
+        <w:tc>
+          <w:tcPr>
+            <w:tcW w:w="0" w:type="auto"/>
+            <w:vAlign w:val="center"/>
+            <w:hideMark/>
+          </w:tcPr>
+          <w:p>
+            <w:pPr>
+              <w:rPr>
+                <w:b/>
+                <w:bCs/>
+              </w:rPr>
+            </w:pPr>
+            <w:r>
+              <w:rPr>
+                <w:b/>
+                <w:bCs/>
+              </w:rPr>
+              <w:t>Week</w:t>
+            </w:r>
+          </w:p>
+        </w:tc>
+        <w:tc>
+          <w:tcPr>
+            <w:tcW w:w="0" w:type="auto"/>
+            <w:vAlign w:val="center"/>
+            <w:hideMark/>
+          </w:tcPr>
+          <w:p>
+            <w:pPr>
+              <w:rPr>
+                <w:b/>
+                <w:bCs/>
+              </w:rPr>
+            </w:pPr>
+            <w:r>
+              <w:rPr>
+                <w:b/>
+                <w:bCs/>
+              </w:rPr>
+              <w:t>Dates</w:t>
+            </w:r>
+          </w:p>
+        </w:tc>
+        <w:tc>
+          <w:tcPr>
+            <w:tcW w:w="0" w:type="auto"/>
+            <w:vAlign w:val="center"/>
+            <w:hideMark/>
+          </w:tcPr>
+          <w:p>
+            <w:pPr>
+              <w:rPr>
+                <w:b/>
+                <w:bCs/>
+              </w:rPr>
+            </w:pPr>
+            <w:r>
+              <w:rPr>
+                <w:b/>
+                <w:bCs/>
+              </w:rPr>
+              <w:t>Phase</w:t>
+            </w:r>
+          </w:p>
+        </w:tc>
+        <w:tc>
+          <w:tcPr>
+            <w:tcW w:w="0" w:type="auto"/>
+            <w:vAlign w:val="center"/>
+            <w:hideMark/>
+          </w:tcPr>
+          <w:p>
+            <w:pPr>
+              <w:rPr>
+                <w:b/>
+                <w:bCs/>
+              </w:rPr>
+            </w:pPr>
+            <w:r>
+              <w:rPr>
+                <w:b/>
+                <w:bCs/>
+              </w:rPr>
+              <w:t>Key Tasks</w:t>
+            </w:r>
+          </w:p>
+        </w:tc>
+      </w:tr>
+      <w:tr>
+        <w:trPr>
+          <w:tblCellSpacing w:w="15" w:type="dxa"/>
+        </w:trPr>
+        <w:tc>
+          <w:tcPr>
+            <w:tcW w:w="0" w:type="auto"/>
+            <w:vAlign w:val="center"/>
+            <w:hideMark/>
+          </w:tcPr>
+          <w:p>
+            <w:r>
+              <w:t>1</w:t>
+            </w:r>
+          </w:p>
+        </w:tc>
+        <w:tc>
+          <w:tcPr>
+            <w:tcW w:w="0" w:type="auto"/>
+            <w:vAlign w:val="center"/>
+            <w:hideMark/>
+          </w:tcPr>
+          <w:p>
+            <w:r>
+              <w:t>8–14 Oct</w:t>
+            </w:r>
+          </w:p>
+        </w:tc>
+        <w:tc>
+          <w:tcPr>
+            <w:tcW w:w="0" w:type="auto"/>
+            <w:vAlign w:val="center"/>
+            <w:hideMark/>
+          </w:tcPr>
+          <w:p>
+            <w:r>
+              <w:t>RP</w:t>
+            </w:r>
+          </w:p>
+        </w:tc>
+        <w:tc>
+          <w:tcPr>
+            <w:tcW w:w="0" w:type="auto"/>
+            <w:vAlign w:val="center"/>
+            <w:hideMark/>
+          </w:tcPr>
+          <w:p>
+            <w:r>
+              <w:t xml:space="preserve">Project </w:t>
+            </w:r>
+            <w:proofErr w:type="spellStart"/>
+            <w:r>
+              <w:t>kickoff</w:t>
+            </w:r>
+            <w:proofErr w:type="spellEnd"/>
+            <w:r>
+              <w:t>, define objectives, scope, success criteria</w:t>
+            </w:r>
+          </w:p>
+        </w:tc>
+      </w:tr>
+      <w:tr>
+        <w:trPr>
+          <w:tblCellSpacing w:w="15" w:type="dxa"/>
+        </w:trPr>
+        <w:tc>
+          <w:tcPr>
+            <w:tcW w:w="0" w:type="auto"/>
+            <w:vAlign w:val="center"/>
+            <w:hideMark/>
+          </w:tcPr>
+          <w:p>
+            <w:r>
+              <w:t>2</w:t>
+            </w:r>
+          </w:p>
+        </w:tc>
+        <w:tc>
+          <w:tcPr>
+            <w:tcW w:w="0" w:type="auto"/>
+            <w:vAlign w:val="center"/>
+            <w:hideMark/>
+          </w:tcPr>
+          <w:p>
+            <w:r>
+              <w:t>15–21 Oct</w:t>
+            </w:r>
+          </w:p>
+        </w:tc>
+        <w:tc>
+          <w:tcPr>
+            <w:tcW w:w="0" w:type="auto"/>
+            <w:vAlign w:val="center"/>
+            <w:hideMark/>
+          </w:tcPr>
+          <w:p>
+            <w:r>
+              <w:t>RP</w:t>
+            </w:r>
+          </w:p>
+        </w:tc>
+        <w:tc>
+          <w:tcPr>
+            <w:tcW w:w="0" w:type="auto"/>
+            <w:vAlign w:val="center"/>
+            <w:hideMark/>
+          </w:tcPr>
+          <w:p>
+            <w:r>
+              <w:t>Literature review – ZKP &amp; AI, identify gaps</w:t>
+            </w:r>
+          </w:p>
+        </w:tc>
+      </w:tr>
+      <w:tr>
+        <w:trPr>
+          <w:tblCellSpacing w:w="15" w:type="dxa"/>
+        </w:trPr>
+        <w:tc>
+          <w:tcPr>
+            <w:tcW w:w="0" w:type="auto"/>
+            <w:vAlign w:val="center"/>
+            <w:hideMark/>
+          </w:tcPr>
+          <w:p>
+            <w:r>
+              <w:t>3</w:t>
+            </w:r>
+          </w:p>
+        </w:tc>
+        <w:tc>
+          <w:tcPr>
+            <w:tcW w:w="0" w:type="auto"/>
+            <w:vAlign w:val="center"/>
+            <w:hideMark/>
+          </w:tcPr>
+          <w:p>
+            <w:r>
+              <w:t>22–28 Oct</w:t>
+            </w:r>
+          </w:p>
+        </w:tc>
+        <w:tc>
+          <w:tcPr>
+            <w:tcW w:w="0" w:type="auto"/>
+            <w:vAlign w:val="center"/>
+            <w:hideMark/>
+          </w:tcPr>
+          <w:p>
+            <w:r>
+              <w:t>UD</w:t>
+            </w:r>
+          </w:p>
+        </w:tc>
+        <w:tc>
+          <w:tcPr>
+            <w:tcW w:w="0" w:type="auto"/>
+            <w:vAlign w:val="center"/>
+            <w:hideMark/>
+          </w:tcPr>
+          <w:p>
+            <w:r>
+              <w:t>Initial prototype planning, backend + frontend skeleton</w:t>
+            </w:r>
+          </w:p>
+        </w:tc>
+      </w:tr>
+      <w:tr>
+        <w:trPr>
+          <w:tblCellSpacing w:w="15" w:type="dxa"/>
+        </w:trPr>
+        <w:tc>
+          <w:tcPr>
+            <w:tcW w:w="0" w:type="auto"/>
+            <w:vAlign w:val="center"/>
+            <w:hideMark/>
+          </w:tcPr>
+          <w:p>
+            <w:r>
+              <w:t>4</w:t>
+            </w:r>
+          </w:p>
+        </w:tc>
+        <w:tc>
+          <w:tcPr>
+            <w:tcW w:w="0" w:type="auto"/>
+            <w:vAlign w:val="center"/>
+            <w:hideMark/>
+          </w:tcPr>
+          <w:p>
+            <w:r>
+              <w:t>29 Oct–4 Nov</w:t>
+            </w:r>
+          </w:p>
+        </w:tc>
+        <w:tc>
+          <w:tcPr>
+            <w:tcW w:w="0" w:type="auto"/>
+            <w:vAlign w:val="center"/>
+            <w:hideMark/>
+          </w:tcPr>
+          <w:p>
+            <w:r>
+              <w:t>UD</w:t>
+            </w:r>
+          </w:p>
+        </w:tc>
+        <w:tc>
+          <w:tcPr>
+            <w:tcW w:w="0" w:type="auto"/>
+            <w:vAlign w:val="center"/>
+            <w:hideMark/>
+          </w:tcPr>
+          <w:p>
+            <w:r>
+              <w:t>Build minimal backend &amp; frontend prototype (half-development)</w:t>
+            </w:r>
+          </w:p>
+        </w:tc>
+      </w:tr>
+      <w:tr>
+        <w:trPr>
+          <w:tblCellSpacing w:w="15" w:type="dxa"/>
+        </w:trPr>
+        <w:tc>
+          <w:tcPr>
+            <w:tcW w:w="0" w:type="auto"/>
+            <w:vAlign w:val="center"/>
+            <w:hideMark/>
+          </w:tcPr>
+          <w:p>
+            <w:r>
+              <w:t>5</w:t>
+            </w:r>
+          </w:p>
+        </w:tc>
+        <w:tc>
+          <w:tcPr>
+            <w:tcW w:w="0" w:type="auto"/>
+            <w:vAlign w:val="center"/>
+            <w:hideMark/>
+          </w:tcPr>
+          <w:p>
+            <w:r>
+              <w:t>5–11 Nov</w:t>
+            </w:r>
+          </w:p>
+        </w:tc>
+        <w:tc>
+          <w:tcPr>
+            <w:tcW w:w="0" w:type="auto"/>
+            <w:vAlign w:val="center"/>
+            <w:hideMark/>
+          </w:tcPr>
+          <w:p>
+            <w:r>
+              <w:t>UD</w:t>
+            </w:r>
+          </w:p>
+        </w:tc>
+        <w:tc>
+          <w:tcPr>
+            <w:tcW w:w="0" w:type="auto"/>
+            <w:vAlign w:val="center"/>
+            <w:hideMark/>
+          </w:tcPr>
+          <w:p>
+            <w:r>
+              <w:t>Continue prototype, basic AI module experiment</w:t>
+            </w:r>
+          </w:p>
+        </w:tc>
+      </w:tr>
+      <w:tr>
+        <w:trPr>
+          <w:tblCellSpacing w:w="15" w:type="dxa"/>
+        </w:trPr>
+        <w:tc>
+          <w:tcPr>
+            <w:tcW w:w="0" w:type="auto"/>
+            <w:vAlign w:val="center"/>
+            <w:hideMark/>
+          </w:tcPr>
+          <w:p>
+            <w:r>
+              <w:t>6</w:t>
+            </w:r>
+          </w:p>
+        </w:tc>
+        <w:tc>
+          <w:tcPr>
+            <w:tcW w:w="0" w:type="auto"/>
+            <w:vAlign w:val="center"/>
+            <w:hideMark/>
+          </w:tcPr>
+          <w:p>
+            <w:r>
+              <w:t>12–18 Nov</w:t>
+            </w:r>
+          </w:p>
+        </w:tc>
+        <w:tc>
+          <w:tcPr>
+            <w:tcW w:w="0" w:type="auto"/>
+            <w:vAlign w:val="center"/>
+            <w:hideMark/>
+          </w:tcPr>
+          <w:p>
+            <w:r>
+              <w:t>UD</w:t>
+            </w:r>
+          </w:p>
+        </w:tc>
+        <w:tc>
+          <w:tcPr>
+            <w:tcW w:w="0" w:type="auto"/>
+            <w:vAlign w:val="center"/>
+            <w:hideMark/>
+          </w:tcPr>
+          <w:p>
+            <w:r>
+              <w:t>Prototype testing, gather supervisor feedback</w:t>
+            </w:r>
+          </w:p>
+        </w:tc>
+      </w:tr>
+      <w:tr>
+        <w:trPr>
+          <w:tblCellSpacing w:w="15" w:type="dxa"/>
+        </w:trPr>
+        <w:tc>
+          <w:tcPr>
+            <w:tcW w:w="0" w:type="auto"/>
+            <w:vAlign w:val="center"/>
+            <w:hideMark/>
+          </w:tcPr>
+          <w:p>
+            <w:r>
+              <w:t>7</w:t>
+            </w:r>
+          </w:p>
+        </w:tc>
+        <w:tc>
+          <w:tcPr>
+            <w:tcW w:w="0" w:type="auto"/>
+            <w:vAlign w:val="center"/>
+            <w:hideMark/>
+          </w:tcPr>
+          <w:p>
+            <w:r>
+              <w:t>19–25 Nov</w:t>
+            </w:r>
+          </w:p>
+        </w:tc>
+        <w:tc>
+          <w:tcPr>
+            <w:tcW w:w="0" w:type="auto"/>
+            <w:vAlign w:val="center"/>
+            <w:hideMark/>
+          </w:tcPr>
+          <w:p>
+            <w:r>
+              <w:t>UD</w:t>
+            </w:r>
+          </w:p>
+        </w:tc>
+        <w:tc>
+          <w:tcPr>
+            <w:tcW w:w="0" w:type="auto"/>
+            <w:vAlign w:val="center"/>
+            <w:hideMark/>
+          </w:tcPr>
+          <w:p>
+            <w:r>
+              <w:t>Refine prototype based on feedback</w:t>
+            </w:r>
+          </w:p>
+        </w:tc>
+      </w:tr>
+      <w:tr>
+        <w:trPr>
+          <w:tblCellSpacing w:w="15" w:type="dxa"/>
+        </w:trPr>
+        <w:tc>
+          <w:tcPr>
+            <w:tcW w:w="0" w:type="auto"/>
+            <w:vAlign w:val="center"/>
+            <w:hideMark/>
+          </w:tcPr>
+          <w:p>
+            <w:r>
+              <w:t>8</w:t>
+            </w:r>
+          </w:p>
+        </w:tc>
+        <w:tc>
+          <w:tcPr>
+            <w:tcW w:w="0" w:type="auto"/>
+            <w:vAlign w:val="center"/>
+            <w:hideMark/>
+          </w:tcPr>
+          <w:p>
+            <w:r>
+              <w:t>26 Nov–2 Dec</w:t>
+            </w:r>
+          </w:p>
+        </w:tc>
+        <w:tc>
+          <w:tcPr>
+            <w:tcW w:w="0" w:type="auto"/>
+            <w:vAlign w:val="center"/>
+            <w:hideMark/>
+          </w:tcPr>
+          <w:p>
+            <w:r>
+              <w:t>RP/UD</w:t>
+            </w:r>
+          </w:p>
+        </w:tc>
+        <w:tc>
+          <w:tcPr>
+            <w:tcW w:w="0" w:type="auto"/>
+            <w:vAlign w:val="center"/>
+            <w:hideMark/>
+          </w:tcPr>
+          <w:p>
+            <w:r>
+              <w:t>Proposal drafting (incorporate prototype insights)</w:t>
+            </w:r>
+          </w:p>
+        </w:tc>
+      </w:tr>
+      <w:tr>
+        <w:trPr>
+          <w:tblCellSpacing w:w="15" w:type="dxa"/>
+        </w:trPr>
+        <w:tc>
+          <w:tcPr>
+            <w:tcW w:w="0" w:type="auto"/>
+            <w:vAlign w:val="center"/>
+            <w:hideMark/>
+          </w:tcPr>
+          <w:p>
+            <w:r>
+              <w:t>9</w:t>
+            </w:r>
+          </w:p>
+        </w:tc>
+        <w:tc>
+          <w:tcPr>
+            <w:tcW w:w="0" w:type="auto"/>
+            <w:vAlign w:val="center"/>
+            <w:hideMark/>
+          </w:tcPr>
+          <w:p>
+            <w:r>
+              <w:t>3–9 Dec</w:t>
+            </w:r>
+          </w:p>
+        </w:tc>
+        <w:tc>
+          <w:tcPr>
+            <w:tcW w:w="0" w:type="auto"/>
+            <w:vAlign w:val="center"/>
+            <w:hideMark/>
+          </w:tcPr>
+          <w:p>
+            <w:r>
+              <w:t>RP/UD</w:t>
+            </w:r>
+          </w:p>
+        </w:tc>
+        <w:tc>
+          <w:tcPr>
+            <w:tcW w:w="0" w:type="auto"/>
+            <w:vAlign w:val="center"/>
+            <w:hideMark/>
+          </w:tcPr>
+          <w:p>
+            <w:r>
+              <w:t>Proposal revision &amp; supervisor feedback</w:t>
+            </w:r>
+          </w:p>
+        </w:tc>
+      </w:tr>
+      <w:tr>
+        <w:trPr>
+          <w:tblCellSpacing w:w="15" w:type="dxa"/>
+        </w:trPr>
+        <w:tc>
+          <w:tcPr>
+            <w:tcW w:w="0" w:type="auto"/>
+            <w:vAlign w:val="center"/>
+            <w:hideMark/>
+          </w:tcPr>
+          <w:p>
+            <w:r>
+              <w:t>10</w:t>
+            </w:r>
+          </w:p>
+        </w:tc>
+        <w:tc>
+          <w:tcPr>
+            <w:tcW w:w="0" w:type="auto"/>
+            <w:vAlign w:val="center"/>
+            <w:hideMark/>
+          </w:tcPr>
+          <w:p>
+            <w:r>
+              <w:t>10–16 Dec</w:t>
+            </w:r>
+          </w:p>
+        </w:tc>
+        <w:tc>
+          <w:tcPr>
+            <w:tcW w:w="0" w:type="auto"/>
+            <w:vAlign w:val="center"/>
+            <w:hideMark/>
+          </w:tcPr>
+          <w:p>
+            <w:r>
+              <w:t>DOC</w:t>
+            </w:r>
+          </w:p>
+        </w:tc>
+        <w:tc>
+          <w:tcPr>
+            <w:tcW w:w="0" w:type="auto"/>
+            <w:vAlign w:val="center"/>
+            <w:hideMark/>
+          </w:tcPr>
+          <w:p>
+            <w:r>
+              <w:t>FYP1 documentation start (literature review, methodology, prototype design)</w:t>
+            </w:r>
+          </w:p>
+        </w:tc>
+      </w:tr>
+      <w:tr>
+        <w:trPr>
+          <w:tblCellSpacing w:w="15" w:type="dxa"/>
+        </w:trPr>
+        <w:tc>
+          <w:tcPr>
+            <w:tcW w:w="0" w:type="auto"/>
+            <w:vAlign w:val="center"/>
+            <w:hideMark/>
+          </w:tcPr>
+          <w:p>
+            <w:r>
+              <w:t>11</w:t>
+            </w:r>
+          </w:p>
+        </w:tc>
+        <w:tc>
+          <w:tcPr>
+            <w:tcW w:w="0" w:type="auto"/>
+            <w:vAlign w:val="center"/>
+            <w:hideMark/>
+          </w:tcPr>
+          <w:p>
+            <w:r>
+              <w:t>17–23 Dec</w:t>
+            </w:r>
+          </w:p>
+        </w:tc>
+        <w:tc>
+          <w:tcPr>
+            <w:tcW w:w="0" w:type="auto"/>
+            <w:vAlign w:val="center"/>
+            <w:hideMark/>
+          </w:tcPr>
+          <w:p>
+            <w:r>
+              <w:t>DOC</w:t>
+            </w:r>
+          </w:p>
+        </w:tc>
+        <w:tc>
+          <w:tcPr>
+            <w:tcW w:w="0" w:type="auto"/>
+            <w:vAlign w:val="center"/>
+            <w:hideMark/>
+          </w:tcPr>
+          <w:p>
+            <w:r>
+              <w:t>Continue FYP1 documentation</w:t>
+            </w:r>
+          </w:p>
+        </w:tc>
+      </w:tr>
+      <w:tr>
+        <w:trPr>
+          <w:tblCellSpacing w:w="15" w:type="dxa"/>
+        </w:trPr>
+        <w:tc>
+          <w:tcPr>
+            <w:tcW w:w="0" w:type="auto"/>
+            <w:vAlign w:val="center"/>
+            <w:hideMark/>
+          </w:tcPr>
+          <w:p>
+            <w:r>
+              <w:t>12</w:t>
+            </w:r>
+          </w:p>
+        </w:tc>
+        <w:tc>
+          <w:tcPr>
+            <w:tcW w:w="0" w:type="auto"/>
+            <w:vAlign w:val="center"/>
+            <w:hideMark/>
+          </w:tcPr>
+          <w:p>
+            <w:r>
+              <w:t>24–30 Dec</w:t>
+            </w:r>
+          </w:p>
+        </w:tc>
+        <w:tc>
+          <w:tcPr>
+            <w:tcW w:w="0" w:type="auto"/>
+            <w:vAlign w:val="center"/>
+            <w:hideMark/>
+          </w:tcPr>
+          <w:p>
+            <w:r>
+              <w:t>DOC</w:t>
+            </w:r>
+          </w:p>
+        </w:tc>
+        <w:tc>
+          <w:tcPr>
+            <w:tcW w:w="0" w:type="auto"/>
+            <w:vAlign w:val="center"/>
+            <w:hideMark/>
+          </w:tcPr>
+          <w:p>
+            <w:r>
+              <w:t>Continue FYP1 documentation</w:t>
+            </w:r>
+          </w:p>
+        </w:tc>
+      </w:tr>
+      <w:tr>
+        <w:trPr>
+          <w:tblCellSpacing w:w="15" w:type="dxa"/>
+        </w:trPr>
+        <w:tc>
+          <w:tcPr>
+            <w:tcW w:w="0" w:type="auto"/>
+            <w:vAlign w:val="center"/>
+            <w:hideMark/>
+          </w:tcPr>
+          <w:p>
+            <w:r>
+              <w:t>13</w:t>
+            </w:r>
+          </w:p>
+        </w:tc>
+        <w:tc>
+          <w:tcPr>
+            <w:tcW w:w="0" w:type="auto"/>
+            <w:vAlign w:val="center"/>
+            <w:hideMark/>
+          </w:tcPr>
+          <w:p>
+            <w:r>
+              <w:t>31 Dec–6 Jan</w:t>
+            </w:r>
+          </w:p>
+        </w:tc>
+        <w:tc>
+          <w:tcPr>
+            <w:tcW w:w="0" w:type="auto"/>
+            <w:vAlign w:val="center"/>
+            <w:hideMark/>
+          </w:tcPr>
+          <w:p>
+            <w:r>
+              <w:t>UD</w:t>
+            </w:r>
+          </w:p>
+        </w:tc>
+        <w:tc>
+          <w:tcPr>
+            <w:tcW w:w="0" w:type="auto"/>
+            <w:vAlign w:val="center"/>
+            <w:hideMark/>
+          </w:tcPr>
+          <w:p>
+            <w:r>
+              <w:t>Final prototype iteration (half-developed)</w:t>
+            </w:r>
+          </w:p>
+        </w:tc>
+      </w:tr>
+      <w:tr>
+        <w:trPr>
+          <w:tblCellSpacing w:w="15" w:type="dxa"/>
+        </w:trPr>
+        <w:tc>
+          <w:tcPr>
+            <w:tcW w:w="0" w:type="auto"/>
+            <w:vAlign w:val="center"/>
+            <w:hideMark/>
+          </w:tcPr>
+          <w:p>
+            <w:r>
+              <w:t>14</w:t>
+            </w:r>
+          </w:p>
+        </w:tc>
+        <w:tc>
+          <w:tcPr>
+            <w:tcW w:w="0" w:type="auto"/>
+            <w:vAlign w:val="center"/>
+            <w:hideMark/>
+          </w:tcPr>
+          <w:p>
+            <w:r>
+              <w:t>7–13 Jan</w:t>
+            </w:r>
+          </w:p>
+        </w:tc>
+        <w:tc>
+          <w:tcPr>
+            <w:tcW w:w="0" w:type="auto"/>
+            <w:vAlign w:val="center"/>
+            <w:hideMark/>
+          </w:tcPr>
+          <w:p>
+            <w:r>
+              <w:t>RP/UD/DOC</w:t>
+            </w:r>
+          </w:p>
+        </w:tc>
+        <w:tc>
+          <w:tcPr>
+            <w:tcW w:w="0" w:type="auto"/>
+            <w:vAlign w:val="center"/>
+            <w:hideMark/>
+          </w:tcPr>
+          <w:p>
+            <w:r>
+              <w:rPr>
+                <w:b/>
+                <w:bCs/>
+              </w:rPr>
+              <w:t xml:space="preserve">Proposal presentation / </w:t>
+            </w:r>
+            <w:proofErr w:type="spellStart"/>
+            <w:r>
+              <w:rPr>
+                <w:b/>
+                <w:bCs/>
+              </w:rPr>
+              <w:t>defense</w:t>
+            </w:r>
+            <w:proofErr w:type="spellEnd"/>
+            <w:r>
+              <w:t>; finalize FYP1 doc</w:t>
+            </w:r>
+          </w:p>
+        </w:tc>
+      </w:tr>
+    </w:tbl>
+    <w:p>
+      <w:r>
+        <w:rPr>
+          <w:rFonts w:ascii="Segoe UI Symbol" w:hAnsi="Segoe UI Symbol" w:cs="Segoe UI Symbol"/>
+          <w:b/>
+          <w:bCs/>
+        </w:rPr>
+        <w:t>⚠</w:t>
+      </w:r>
+      <w:r>
+        <w:rPr>
+          <w:b/>
+          <w:bCs/>
+        </w:rPr>
+        <w:t xml:space="preserve"> February holiday: 28 Jan – 27 Feb</w:t>
+      </w:r>
+      <w:r>
+        <w:t xml:space="preserve"> – No work scheduled</w:t>
+      </w:r>
+    </w:p>
+    <w:tbl>
+      <w:tblPr>
+        <w:tblW w:w="0" w:type="auto"/>
+        <w:tblCellSpacing w:w="15" w:type="dxa"/>
+        <w:tblCellMar>
+          <w:top w:w="15" w:type="dxa"/>
+          <w:left w:w="15" w:type="dxa"/>
+          <w:bottom w:w="15" w:type="dxa"/>
+          <w:right w:w="15" w:type="dxa"/>
+        </w:tblCellMar>
+        <w:tblLook w:val="04A0" w:firstRow="1" w:lastRow="0" w:firstColumn="1" w:lastColumn="0" w:noHBand="0" w:noVBand="1"/>
+      </w:tblPr>
+      <w:tblGrid>
+        <w:gridCol w:w="637"/>
+        <w:gridCol w:w="1324"/>
+        <w:gridCol w:w="844"/>
+        <w:gridCol w:w="5605"/>
+      </w:tblGrid>
+      <w:tr>
+        <w:trPr>
+          <w:tblHeader/>
+          <w:tblCellSpacing w:w="15" w:type="dxa"/>
+        </w:trPr>
+        <w:tc>
+          <w:tcPr>
+            <w:tcW w:w="0" w:type="auto"/>
+            <w:vAlign w:val="center"/>
+            <w:hideMark/>
+          </w:tcPr>
+          <w:p>
+            <w:pPr>
+              <w:rPr>
+                <w:b/>
+                <w:bCs/>
+              </w:rPr>
+            </w:pPr>
+            <w:r>
+              <w:rPr>
+                <w:b/>
+                <w:bCs/>
+              </w:rPr>
+              <w:t>Week</w:t>
+            </w:r>
+          </w:p>
+        </w:tc>
+        <w:tc>
+          <w:tcPr>
+            <w:tcW w:w="0" w:type="auto"/>
+            <w:vAlign w:val="center"/>
+            <w:hideMark/>
+          </w:tcPr>
+          <w:p>
+            <w:pPr>
+              <w:rPr>
+                <w:b/>
+                <w:bCs/>
+              </w:rPr>
+            </w:pPr>
+            <w:r>
+              <w:rPr>
+                <w:b/>
+                <w:bCs/>
+              </w:rPr>
+              <w:t>Dates</w:t>
+            </w:r>
+          </w:p>
+        </w:tc>
+        <w:tc>
+          <w:tcPr>
+            <w:tcW w:w="0" w:type="auto"/>
+            <w:vAlign w:val="center"/>
+            <w:hideMark/>
+          </w:tcPr>
+          <w:p>
+            <w:pPr>
+              <w:rPr>
+                <w:b/>
+                <w:bCs/>
+              </w:rPr>
+            </w:pPr>
+            <w:r>
+              <w:rPr>
+                <w:b/>
+                <w:bCs/>
+              </w:rPr>
+              <w:t>Phase</w:t>
+            </w:r>
+          </w:p>
+        </w:tc>
+        <w:tc>
+          <w:tcPr>
+            <w:tcW w:w="0" w:type="auto"/>
+            <w:vAlign w:val="center"/>
+            <w:hideMark/>
+          </w:tcPr>
+          <w:p>
+            <w:pPr>
+              <w:rPr>
+                <w:b/>
+                <w:bCs/>
+              </w:rPr>
+            </w:pPr>
+            <w:r>
+              <w:rPr>
+                <w:b/>
+                <w:bCs/>
+              </w:rPr>
+              <w:t>Key Tasks</w:t>
+            </w:r>
+          </w:p>
+        </w:tc>
+      </w:tr>
+      <w:tr>
+        <w:trPr>
+          <w:tblCellSpacing w:w="15" w:type="dxa"/>
+        </w:trPr>
+        <w:tc>
+          <w:tcPr>
+            <w:tcW w:w="0" w:type="auto"/>
+            <w:vAlign w:val="center"/>
+            <w:hideMark/>
+          </w:tcPr>
+          <w:p>
+            <w:r>
+              <w:t>15</w:t>
+            </w:r>
+          </w:p>
+        </w:tc>
+        <w:tc>
+          <w:tcPr>
+            <w:tcW w:w="0" w:type="auto"/>
+            <w:vAlign w:val="center"/>
+            <w:hideMark/>
+          </w:tcPr>
+          <w:p>
+            <w:r>
+              <w:t>28 Feb–6 Mar</w:t>
+            </w:r>
+          </w:p>
+        </w:tc>
+        <w:tc>
+          <w:tcPr>
+            <w:tcW w:w="0" w:type="auto"/>
+            <w:vAlign w:val="center"/>
+            <w:hideMark/>
+          </w:tcPr>
+          <w:p>
+            <w:r>
+              <w:t>CD</w:t>
+            </w:r>
+          </w:p>
+        </w:tc>
+        <w:tc>
+          <w:tcPr>
+            <w:tcW w:w="0" w:type="auto"/>
+            <w:vAlign w:val="center"/>
+            <w:hideMark/>
+          </w:tcPr>
+          <w:p>
+            <w:r>
+              <w:t>Resume full development: backend + frontend + AI module</w:t>
+            </w:r>
+          </w:p>
+        </w:tc>
+      </w:tr>
+      <w:tr>
+        <w:trPr>
+          <w:tblCellSpacing w:w="15" w:type="dxa"/>
+        </w:trPr>
+        <w:tc>
+          <w:tcPr>
+            <w:tcW w:w="0" w:type="auto"/>
+            <w:vAlign w:val="center"/>
+            <w:hideMark/>
+          </w:tcPr>
+          <w:p>
+            <w:r>
+              <w:t>16</w:t>
+            </w:r>
+          </w:p>
+        </w:tc>
+        <w:tc>
+          <w:tcPr>
+            <w:tcW w:w="0" w:type="auto"/>
+            <w:vAlign w:val="center"/>
+            <w:hideMark/>
+          </w:tcPr>
+          <w:p>
+            <w:r>
+              <w:t>7–13 Mar</w:t>
+            </w:r>
+          </w:p>
+        </w:tc>
+        <w:tc>
+          <w:tcPr>
+            <w:tcW w:w="0" w:type="auto"/>
+            <w:vAlign w:val="center"/>
+            <w:hideMark/>
+          </w:tcPr>
+          <w:p>
+            <w:r>
+              <w:t>CD</w:t>
+            </w:r>
+          </w:p>
+        </w:tc>
+        <w:tc>
+          <w:tcPr>
+            <w:tcW w:w="0" w:type="auto"/>
+            <w:vAlign w:val="center"/>
+            <w:hideMark/>
+          </w:tcPr>
+          <w:p>
+            <w:r>
+              <w:t>Continue full development (iterative sprints)</w:t>
+            </w:r>
+          </w:p>
+        </w:tc>
+      </w:tr>
+      <w:tr>
+        <w:trPr>
+          <w:tblCellSpacing w:w="15" w:type="dxa"/>
+        </w:trPr>
+        <w:tc>
+          <w:tcPr>
+            <w:tcW w:w="0" w:type="auto"/>
+            <w:vAlign w:val="center"/>
+            <w:hideMark/>
+          </w:tcPr>
+          <w:p>
+            <w:r>
+              <w:t>17</w:t>
+            </w:r>
+          </w:p>
+        </w:tc>
+        <w:tc>
+          <w:tcPr>
+            <w:tcW w:w="0" w:type="auto"/>
+            <w:vAlign w:val="center"/>
+            <w:hideMark/>
+          </w:tcPr>
+          <w:p>
+            <w:r>
+              <w:t>14–20 Mar</w:t>
+            </w:r>
+          </w:p>
+        </w:tc>
+        <w:tc>
+          <w:tcPr>
+            <w:tcW w:w="0" w:type="auto"/>
+            <w:vAlign w:val="center"/>
+            <w:hideMark/>
+          </w:tcPr>
+          <w:p>
+            <w:r>
+              <w:t>CD</w:t>
+            </w:r>
+          </w:p>
+        </w:tc>
+        <w:tc>
+          <w:tcPr>
+            <w:tcW w:w="0" w:type="auto"/>
+            <w:vAlign w:val="center"/>
+            <w:hideMark/>
+          </w:tcPr>
+          <w:p>
+            <w:r>
+              <w:t>Integrate backend, frontend, and AI</w:t>
+            </w:r>
+          </w:p>
+        </w:tc>
+      </w:tr>
+      <w:tr>
+        <w:trPr>
+          <w:tblCellSpacing w:w="15" w:type="dxa"/>
+        </w:trPr>
+        <w:tc>
+          <w:tcPr>
+            <w:tcW w:w="0" w:type="auto"/>
+            <w:vAlign w:val="center"/>
+            <w:hideMark/>
+          </w:tcPr>
+          <w:p>
+            <w:r>
+              <w:t>18</w:t>
+            </w:r>
+          </w:p>
+        </w:tc>
+        <w:tc>
+          <w:tcPr>
+            <w:tcW w:w="0" w:type="auto"/>
+            <w:vAlign w:val="center"/>
+            <w:hideMark/>
+          </w:tcPr>
+          <w:p>
+            <w:r>
+              <w:t>21–27 Mar</w:t>
+            </w:r>
+          </w:p>
+        </w:tc>
+        <w:tc>
+          <w:tcPr>
+            <w:tcW w:w="0" w:type="auto"/>
+            <w:vAlign w:val="center"/>
+            <w:hideMark/>
+          </w:tcPr>
+          <w:p>
+            <w:r>
+              <w:t>CD</w:t>
+            </w:r>
+          </w:p>
+        </w:tc>
+        <w:tc>
+          <w:tcPr>
+            <w:tcW w:w="0" w:type="auto"/>
+            <w:vAlign w:val="center"/>
+            <w:hideMark/>
+          </w:tcPr>
+          <w:p>
+            <w:r>
+              <w:t>Internal testing &amp; prototype refinement</w:t>
+            </w:r>
+          </w:p>
+        </w:tc>
+      </w:tr>
+      <w:tr>
+        <w:trPr>
+          <w:tblCellSpacing w:w="15" w:type="dxa"/>
+        </w:trPr>
+        <w:tc>
+          <w:tcPr>
+            <w:tcW w:w="0" w:type="auto"/>
+            <w:vAlign w:val="center"/>
+            <w:hideMark/>
+          </w:tcPr>
+          <w:p>
+            <w:r>
+              <w:t>19</w:t>
+            </w:r>
+          </w:p>
+        </w:tc>
+        <w:tc>
+          <w:tcPr>
+            <w:tcW w:w="0" w:type="auto"/>
+            <w:vAlign w:val="center"/>
+            <w:hideMark/>
+          </w:tcPr>
+          <w:p>
+            <w:r>
+              <w:t>28 Mar–3 Apr</w:t>
+            </w:r>
+          </w:p>
+        </w:tc>
+        <w:tc>
+          <w:tcPr>
+            <w:tcW w:w="0" w:type="auto"/>
+            <w:vAlign w:val="center"/>
+            <w:hideMark/>
+          </w:tcPr>
+          <w:p>
+            <w:r>
+              <w:t>CT</w:t>
+            </w:r>
+          </w:p>
+        </w:tc>
+        <w:tc>
+          <w:tcPr>
+            <w:tcW w:w="0" w:type="auto"/>
+            <w:vAlign w:val="center"/>
+            <w:hideMark/>
+          </w:tcPr>
+          <w:p>
+            <w:r>
+              <w:t>Security &amp; performance testing</w:t>
+            </w:r>
+          </w:p>
+        </w:tc>
+      </w:tr>
+      <w:tr>
+        <w:trPr>
+          <w:tblCellSpacing w:w="15" w:type="dxa"/>
+        </w:trPr>
+        <w:tc>
+          <w:tcPr>
+            <w:tcW w:w="0" w:type="auto"/>
+            <w:vAlign w:val="center"/>
+            <w:hideMark/>
+          </w:tcPr>
+          <w:p>
+            <w:r>
+              <w:t>20</w:t>
+            </w:r>
+          </w:p>
+        </w:tc>
+        <w:tc>
+          <w:tcPr>
+            <w:tcW w:w="0" w:type="auto"/>
+            <w:vAlign w:val="center"/>
+            <w:hideMark/>
+          </w:tcPr>
+          <w:p>
+            <w:r>
+              <w:t>4–10 Apr</w:t>
+            </w:r>
+          </w:p>
+        </w:tc>
+        <w:tc>
+          <w:tcPr>
+            <w:tcW w:w="0" w:type="auto"/>
+            <w:vAlign w:val="center"/>
+            <w:hideMark/>
+          </w:tcPr>
+          <w:p>
+            <w:r>
+              <w:t>CT</w:t>
+            </w:r>
+          </w:p>
+        </w:tc>
+        <w:tc>
+          <w:tcPr>
+            <w:tcW w:w="0" w:type="auto"/>
+            <w:vAlign w:val="center"/>
+            <w:hideMark/>
+          </w:tcPr>
+          <w:p>
+            <w:r>
+              <w:t>User Acceptance Testing (SMEs)</w:t>
+            </w:r>
+          </w:p>
+        </w:tc>
+      </w:tr>
+      <w:tr>
+        <w:trPr>
+          <w:tblCellSpacing w:w="15" w:type="dxa"/>
+        </w:trPr>
+        <w:tc>
+          <w:tcPr>
+            <w:tcW w:w="0" w:type="auto"/>
+            <w:vAlign w:val="center"/>
+            <w:hideMark/>
+          </w:tcPr>
+          <w:p>
+            <w:r>
+              <w:t>21</w:t>
+            </w:r>
+          </w:p>
+        </w:tc>
+        <w:tc>
+          <w:tcPr>
+            <w:tcW w:w="0" w:type="auto"/>
+            <w:vAlign w:val="center"/>
+            <w:hideMark/>
+          </w:tcPr>
+          <w:p>
+            <w:r>
+              <w:t>11–17 Apr</w:t>
+            </w:r>
+          </w:p>
+        </w:tc>
+        <w:tc>
+          <w:tcPr>
+            <w:tcW w:w="0" w:type="auto"/>
+            <w:vAlign w:val="center"/>
+            <w:hideMark/>
+          </w:tcPr>
+          <w:p>
+            <w:r>
+              <w:t>CD/CT</w:t>
+            </w:r>
+          </w:p>
+        </w:tc>
+        <w:tc>
+          <w:tcPr>
+            <w:tcW w:w="0" w:type="auto"/>
+            <w:vAlign w:val="center"/>
+            <w:hideMark/>
+          </w:tcPr>
+          <w:p>
+            <w:r>
+              <w:t>Bug fixing, final polishing</w:t>
+            </w:r>
+          </w:p>
+        </w:tc>
+      </w:tr>
+      <w:tr>
+        <w:trPr>
+          <w:tblCellSpacing w:w="15" w:type="dxa"/>
+        </w:trPr>
+        <w:tc>
+          <w:tcPr>
+            <w:tcW w:w="0" w:type="auto"/>
+            <w:vAlign w:val="center"/>
+            <w:hideMark/>
+          </w:tcPr>
+          <w:p>
+            <w:r>
+              <w:lastRenderedPageBreak/>
+              <w:t>22</w:t>
+            </w:r>
+          </w:p>
+        </w:tc>
+        <w:tc>
+          <w:tcPr>
+            <w:tcW w:w="0" w:type="auto"/>
+            <w:vAlign w:val="center"/>
+            <w:hideMark/>
+          </w:tcPr>
+          <w:p>
+            <w:r>
+              <w:t>18–24 Apr</w:t>
+            </w:r>
+          </w:p>
+        </w:tc>
+        <w:tc>
+          <w:tcPr>
+            <w:tcW w:w="0" w:type="auto"/>
+            <w:vAlign w:val="center"/>
+            <w:hideMark/>
+          </w:tcPr>
+          <w:p>
+            <w:r>
+              <w:t>DOC</w:t>
+            </w:r>
+          </w:p>
+        </w:tc>
+        <w:tc>
+          <w:tcPr>
+            <w:tcW w:w="0" w:type="auto"/>
+            <w:vAlign w:val="center"/>
+            <w:hideMark/>
+          </w:tcPr>
+          <w:p>
+            <w:r>
+              <w:t>Start FYP2 documentation, methodology, implementation</w:t>
+            </w:r>
+          </w:p>
+        </w:tc>
+      </w:tr>
+      <w:tr>
+        <w:trPr>
+          <w:tblCellSpacing w:w="15" w:type="dxa"/>
+        </w:trPr>
+        <w:tc>
+          <w:tcPr>
+            <w:tcW w:w="0" w:type="auto"/>
+            <w:vAlign w:val="center"/>
+            <w:hideMark/>
+          </w:tcPr>
+          <w:p>
+            <w:r>
+              <w:t>23</w:t>
+            </w:r>
+          </w:p>
+        </w:tc>
+        <w:tc>
+          <w:tcPr>
+            <w:tcW w:w="0" w:type="auto"/>
+            <w:vAlign w:val="center"/>
+            <w:hideMark/>
+          </w:tcPr>
+          <w:p>
+            <w:r>
+              <w:t>25–30 Apr</w:t>
+            </w:r>
+          </w:p>
+        </w:tc>
+        <w:tc>
+          <w:tcPr>
+            <w:tcW w:w="0" w:type="auto"/>
+            <w:vAlign w:val="center"/>
+            <w:hideMark/>
+          </w:tcPr>
+          <w:p>
+            <w:r>
+              <w:t>DOC</w:t>
+            </w:r>
+          </w:p>
+        </w:tc>
+        <w:tc>
+          <w:tcPr>
+            <w:tcW w:w="0" w:type="auto"/>
+            <w:vAlign w:val="center"/>
+            <w:hideMark/>
+          </w:tcPr>
+          <w:p>
+            <w:r>
+              <w:t>Continue report writing, include screenshots &amp; diagrams</w:t>
+            </w:r>
+          </w:p>
+        </w:tc>
+      </w:tr>
+      <w:tr>
+        <w:trPr>
+          <w:tblCellSpacing w:w="15" w:type="dxa"/>
+        </w:trPr>
+        <w:tc>
+          <w:tcPr>
+            <w:tcW w:w="0" w:type="auto"/>
+            <w:vAlign w:val="center"/>
+            <w:hideMark/>
+          </w:tcPr>
+          <w:p>
+            <w:r>
+              <w:t>24</w:t>
+            </w:r>
+          </w:p>
+        </w:tc>
+        <w:tc>
+          <w:tcPr>
+            <w:tcW w:w="0" w:type="auto"/>
+            <w:vAlign w:val="center"/>
+            <w:hideMark/>
+          </w:tcPr>
+          <w:p>
+            <w:r>
+              <w:t>1–7 May</w:t>
+            </w:r>
+          </w:p>
+        </w:tc>
+        <w:tc>
+          <w:tcPr>
+            <w:tcW w:w="0" w:type="auto"/>
+            <w:vAlign w:val="center"/>
+            <w:hideMark/>
+          </w:tcPr>
+          <w:p>
+            <w:r>
+              <w:t>CT</w:t>
+            </w:r>
+          </w:p>
+        </w:tc>
+        <w:tc>
+          <w:tcPr>
+            <w:tcW w:w="0" w:type="auto"/>
+            <w:vAlign w:val="center"/>
+            <w:hideMark/>
+          </w:tcPr>
+          <w:p>
+            <w:r>
+              <w:t>Final system deployment &amp; testing</w:t>
+            </w:r>
+          </w:p>
+        </w:tc>
+      </w:tr>
+      <w:tr>
+        <w:trPr>
+          <w:tblCellSpacing w:w="15" w:type="dxa"/>
+        </w:trPr>
+        <w:tc>
+          <w:tcPr>
+            <w:tcW w:w="0" w:type="auto"/>
+            <w:vAlign w:val="center"/>
+            <w:hideMark/>
+          </w:tcPr>
+          <w:p>
+            <w:r>
+              <w:t>25</w:t>
+            </w:r>
+          </w:p>
+        </w:tc>
+        <w:tc>
+          <w:tcPr>
+            <w:tcW w:w="0" w:type="auto"/>
+            <w:vAlign w:val="center"/>
+            <w:hideMark/>
+          </w:tcPr>
+          <w:p>
+            <w:r>
+              <w:t>8–14 May</w:t>
+            </w:r>
+          </w:p>
+        </w:tc>
+        <w:tc>
+          <w:tcPr>
+            <w:tcW w:w="0" w:type="auto"/>
+            <w:vAlign w:val="center"/>
+            <w:hideMark/>
+          </w:tcPr>
+          <w:p>
+            <w:r>
+              <w:t>CT</w:t>
+            </w:r>
+          </w:p>
+        </w:tc>
+        <w:tc>
+          <w:tcPr>
+            <w:tcW w:w="0" w:type="auto"/>
+            <w:vAlign w:val="center"/>
+            <w:hideMark/>
+          </w:tcPr>
+          <w:p>
+            <w:r>
+              <w:t>Final system polish &amp; performance optimization</w:t>
+            </w:r>
+          </w:p>
+        </w:tc>
+      </w:tr>
+      <w:tr>
+        <w:trPr>
+          <w:tblCellSpacing w:w="15" w:type="dxa"/>
+        </w:trPr>
+        <w:tc>
+          <w:tcPr>
+            <w:tcW w:w="0" w:type="auto"/>
+            <w:vAlign w:val="center"/>
+            <w:hideMark/>
+          </w:tcPr>
+          <w:p>
+            <w:r>
+              <w:t>26</w:t>
+            </w:r>
+          </w:p>
+        </w:tc>
+        <w:tc>
+          <w:tcPr>
+            <w:tcW w:w="0" w:type="auto"/>
+            <w:vAlign w:val="center"/>
+            <w:hideMark/>
+          </w:tcPr>
+          <w:p>
+            <w:r>
+              <w:t>15–21 May</w:t>
+            </w:r>
+          </w:p>
+        </w:tc>
+        <w:tc>
+          <w:tcPr>
+            <w:tcW w:w="0" w:type="auto"/>
+            <w:vAlign w:val="center"/>
+            <w:hideMark/>
+          </w:tcPr>
+          <w:p>
+            <w:r>
+              <w:t>DOC</w:t>
+            </w:r>
+          </w:p>
+        </w:tc>
+        <w:tc>
+          <w:tcPr>
+            <w:tcW w:w="0" w:type="auto"/>
+            <w:vAlign w:val="center"/>
+            <w:hideMark/>
+          </w:tcPr>
+          <w:p>
+            <w:r>
+              <w:t>Final report completion</w:t>
+            </w:r>
+          </w:p>
+        </w:tc>
+      </w:tr>
+      <w:tr>
+        <w:trPr>
+          <w:tblCellSpacing w:w="15" w:type="dxa"/>
+        </w:trPr>
+        <w:tc>
+          <w:tcPr>
+            <w:tcW w:w="0" w:type="auto"/>
+            <w:vAlign w:val="center"/>
+            <w:hideMark/>
+          </w:tcPr>
+          <w:p>
+            <w:r>
+              <w:t>27</w:t>
+            </w:r>
+          </w:p>
+        </w:tc>
+        <w:tc>
+          <w:tcPr>
+            <w:tcW w:w="0" w:type="auto"/>
+            <w:vAlign w:val="center"/>
+            <w:hideMark/>
+          </w:tcPr>
+          <w:p>
+            <w:r>
+              <w:t>22–27 May</w:t>
+            </w:r>
+          </w:p>
+        </w:tc>
+        <w:tc>
+          <w:tcPr>
+            <w:tcW w:w="0" w:type="auto"/>
+            <w:vAlign w:val="center"/>
+            <w:hideMark/>
+          </w:tcPr>
+          <w:p>
+            <w:r>
+              <w:t>DOC</w:t>
+            </w:r>
+          </w:p>
+        </w:tc>
+        <w:tc>
+          <w:tcPr>
+            <w:tcW w:w="0" w:type="auto"/>
+            <w:vAlign w:val="center"/>
+            <w:hideMark/>
+          </w:tcPr>
+          <w:p>
+            <w:r>
+              <w:t>Proofreading, formatting, finalize submission</w:t>
+            </w:r>
+          </w:p>
+        </w:tc>
+      </w:tr>
+      <w:tr>
+        <w:trPr>
+          <w:tblCellSpacing w:w="15" w:type="dxa"/>
+        </w:trPr>
+        <w:tc>
+          <w:tcPr>
+            <w:tcW w:w="0" w:type="auto"/>
+            <w:vAlign w:val="center"/>
+            <w:hideMark/>
+          </w:tcPr>
+          <w:p>
+            <w:r>
+              <w:t>28</w:t>
+            </w:r>
+          </w:p>
+        </w:tc>
+        <w:tc>
+          <w:tcPr>
+            <w:tcW w:w="0" w:type="auto"/>
+            <w:vAlign w:val="center"/>
+            <w:hideMark/>
+          </w:tcPr>
+          <w:p>
+            <w:r>
+              <w:t>28 May</w:t>
+            </w:r>
+          </w:p>
+        </w:tc>
+        <w:tc>
+          <w:tcPr>
+            <w:tcW w:w="0" w:type="auto"/>
+            <w:vAlign w:val="center"/>
+            <w:hideMark/>
+          </w:tcPr>
+          <w:p>
+            <w:r>
+              <w:t>CT/DOC</w:t>
+            </w:r>
+          </w:p>
+        </w:tc>
+        <w:tc>
+          <w:tcPr>
+            <w:tcW w:w="0" w:type="auto"/>
+            <w:vAlign w:val="center"/>
+            <w:hideMark/>
+          </w:tcPr>
+          <w:p>
+            <w:r>
+              <w:rPr>
+                <w:b/>
+                <w:bCs/>
+              </w:rPr>
+              <w:t>Final presentation / project submission</w:t>
+            </w:r>
+          </w:p>
+        </w:tc>
+      </w:tr>
+    </w:tbl>
+    <w:p>
+      <w:r>
+        <w:pict w14:anchorId="5729E815">
+          <v:rect id="_x0000_i1032" style="width:0;height:1.5pt" o:hralign="center" o:hrstd="t" o:hr="t" fillcolor="#a0a0a0" stroked="f"/>
+        </w:pict>
+      </w:r>
+    </w:p>
+    <w:p>
+      <w:pPr>
+        <w:rPr>
+          <w:b/>
+          <w:bCs/>
+        </w:rPr>
+      </w:pPr>
+      <w:r>
+        <w:rPr>
+          <w:b/>
+          <w:bCs/>
+        </w:rPr>
+        <w:t>Phase Mapping (RAD-style)</w:t>
+      </w:r>
+    </w:p>
+    <w:tbl>
+      <w:tblPr>
+        <w:tblW w:w="0" w:type="auto"/>
+        <w:tblCellSpacing w:w="15" w:type="dxa"/>
+        <w:tblCellMar>
+          <w:top w:w="15" w:type="dxa"/>
+          <w:left w:w="15" w:type="dxa"/>
+          <w:bottom w:w="15" w:type="dxa"/>
+          <w:right w:w="15" w:type="dxa"/>
+        </w:tblCellMar>
+        <w:tblLook w:val="04A0" w:firstRow="1" w:lastRow="0" w:firstColumn="1" w:lastColumn="0" w:noHBand="0" w:noVBand="1"/>
+      </w:tblPr>
+      <w:tblGrid>
+        <w:gridCol w:w="4274"/>
+        <w:gridCol w:w="1878"/>
+        <w:gridCol w:w="1290"/>
+      </w:tblGrid>
+      <w:tr>
+        <w:trPr>
+          <w:tblHeader/>
+          <w:tblCellSpacing w:w="15" w:type="dxa"/>
+        </w:trPr>
+        <w:tc>
+          <w:tcPr>
+            <w:tcW w:w="0" w:type="auto"/>
+            <w:vAlign w:val="center"/>
+            <w:hideMark/>
+          </w:tcPr>
+          <w:p>
+            <w:pPr>
+              <w:rPr>
+                <w:b/>
+                <w:bCs/>
+              </w:rPr>
+            </w:pPr>
+            <w:r>
+              <w:rPr>
+                <w:b/>
+                <w:bCs/>
+              </w:rPr>
+              <w:t>Phase</w:t>
+            </w:r>
+          </w:p>
+        </w:tc>
+        <w:tc>
+          <w:tcPr>
+            <w:tcW w:w="0" w:type="auto"/>
+            <w:vAlign w:val="center"/>
+            <w:hideMark/>
+          </w:tcPr>
+          <w:p>
+            <w:pPr>
+              <w:rPr>
+                <w:b/>
+                <w:bCs/>
+              </w:rPr>
+            </w:pPr>
+            <w:r>
+              <w:rPr>
+                <w:b/>
+                <w:bCs/>
+              </w:rPr>
+              <w:t>FYP1 Weeks</w:t>
+            </w:r>
+          </w:p>
+        </w:tc>
+        <w:tc>
+          <w:tcPr>
+            <w:tcW w:w="0" w:type="auto"/>
+            <w:vAlign w:val="center"/>
+            <w:hideMark/>
+          </w:tcPr>
+          <w:p>
+            <w:pPr>
+              <w:rPr>
+                <w:b/>
+                <w:bCs/>
+              </w:rPr>
+            </w:pPr>
+            <w:r>
+              <w:rPr>
+                <w:b/>
+                <w:bCs/>
+              </w:rPr>
+              <w:t>FYP2 Weeks</w:t>
+            </w:r>
+          </w:p>
+        </w:tc>
+      </w:tr>
+      <w:tr>
+        <w:trPr>
+          <w:tblCellSpacing w:w="15" w:type="dxa"/>
+        </w:trPr>
+        <w:tc>
+          <w:tcPr>
+            <w:tcW w:w="0" w:type="auto"/>
+            <w:vAlign w:val="center"/>
+            <w:hideMark/>
+          </w:tcPr>
+          <w:p>
+            <w:r>
+              <w:rPr>
+                <w:b/>
+                <w:bCs/>
+              </w:rPr>
+              <w:t>Requirements Planning (RP)</w:t>
+            </w:r>
+          </w:p>
+        </w:tc>
+        <w:tc>
+          <w:tcPr>
+            <w:tcW w:w="0" w:type="auto"/>
+            <w:vAlign w:val="center"/>
+            <w:hideMark/>
+          </w:tcPr>
+          <w:p>
+            <w:r>
+              <w:t>1–2, 8</w:t>
+            </w:r>
+          </w:p>
+        </w:tc>
+        <w:tc>
+          <w:tcPr>
+            <w:tcW w:w="0" w:type="auto"/>
+            <w:vAlign w:val="center"/>
+            <w:hideMark/>
+          </w:tcPr>
+          <w:p>
+            <w:r>
+              <w:t>15</w:t>
+            </w:r>
+          </w:p>
+        </w:tc>
+      </w:tr>
+      <w:tr>
+        <w:trPr>
+          <w:tblCellSpacing w:w="15" w:type="dxa"/>
+        </w:trPr>
+        <w:tc>
+          <w:tcPr>
+            <w:tcW w:w="0" w:type="auto"/>
+            <w:vAlign w:val="center"/>
+            <w:hideMark/>
+          </w:tcPr>
+          <w:p>
+            <w:r>
+              <w:rPr>
+                <w:b/>
+                <w:bCs/>
+              </w:rPr>
+              <w:t>User Design / Prototyping (UD)</w:t>
+            </w:r>
+          </w:p>
+        </w:tc>
+        <w:tc>
+          <w:tcPr>
+            <w:tcW w:w="0" w:type="auto"/>
+            <w:vAlign w:val="center"/>
+            <w:hideMark/>
+          </w:tcPr>
+          <w:p>
+            <w:r>
+              <w:t>3–7, 13–14</w:t>
+            </w:r>
+          </w:p>
+        </w:tc>
+        <w:tc>
+          <w:tcPr>
+            <w:tcW w:w="0" w:type="auto"/>
+            <w:vAlign w:val="center"/>
+            <w:hideMark/>
+          </w:tcPr>
+          <w:p>
+            <w:r>
+              <w:t>15–17</w:t>
+            </w:r>
+          </w:p>
+        </w:tc>
+      </w:tr>
+      <w:tr>
+        <w:trPr>
+          <w:tblCellSpacing w:w="15" w:type="dxa"/>
+        </w:trPr>
+        <w:tc>
+          <w:tcPr>
+            <w:tcW w:w="0" w:type="auto"/>
+            <w:vAlign w:val="center"/>
+            <w:hideMark/>
+          </w:tcPr>
+          <w:p>
+            <w:r>
+              <w:rPr>
+                <w:b/>
+                <w:bCs/>
+              </w:rPr>
+              <w:t>Construction / Iterative Development (CD)</w:t>
+            </w:r>
+          </w:p>
+        </w:tc>
+        <w:tc>
+          <w:tcPr>
+            <w:tcW w:w="0" w:type="auto"/>
+            <w:vAlign w:val="center"/>
+            <w:hideMark/>
+          </w:tcPr>
+          <w:p>
+            <w:r>
+              <w:t>4–7, 13</w:t>
+            </w:r>
+          </w:p>
+        </w:tc>
+        <w:tc>
+          <w:tcPr>
+            <w:tcW w:w="0" w:type="auto"/>
+            <w:vAlign w:val="center"/>
+            <w:hideMark/>
+          </w:tcPr>
+          <w:p>
+            <w:r>
+              <w:t>15–21</w:t>
+            </w:r>
+          </w:p>
+        </w:tc>
+      </w:tr>
+      <w:tr>
+        <w:trPr>
+          <w:tblCellSpacing w:w="15" w:type="dxa"/>
+        </w:trPr>
+        <w:tc>
+          <w:tcPr>
+            <w:tcW w:w="0" w:type="auto"/>
+            <w:vAlign w:val="center"/>
+            <w:hideMark/>
+          </w:tcPr>
+          <w:p>
+            <w:r>
+              <w:rPr>
+                <w:b/>
+                <w:bCs/>
+              </w:rPr>
+              <w:t>Cutover / Testing &amp; Implementation (CT)</w:t>
+            </w:r>
+          </w:p>
+        </w:tc>
+        <w:tc>
+          <w:tcPr>
+            <w:tcW w:w="0" w:type="auto"/>
+            <w:vAlign w:val="center"/>
+            <w:hideMark/>
+          </w:tcPr>
+          <w:p>
+            <w:r>
+              <w:t>6, 18–21, 24–25, 28</w:t>
+            </w:r>
+          </w:p>
+        </w:tc>
+        <w:tc>
+          <w:tcPr>
+            <w:tcW w:w="0" w:type="auto"/>
+            <w:vAlign w:val="center"/>
+            <w:hideMark/>
+          </w:tcPr>
+          <w:p/>
+        </w:tc>
+      </w:tr>
+      <w:tr>
+        <w:trPr>
+          <w:tblCellSpacing w:w="15" w:type="dxa"/>
+        </w:trPr>
+        <w:tc>
+          <w:tcPr>
+            <w:tcW w:w="0" w:type="auto"/>
+            <w:vAlign w:val="center"/>
+            <w:hideMark/>
+          </w:tcPr>
+          <w:p>
+            <w:r>
+              <w:rPr>
+                <w:b/>
+                <w:bCs/>
+              </w:rPr>
+              <w:t>Documentation / Feedback (DOC)</w:t>
+            </w:r>
+          </w:p>
+        </w:tc>
+        <w:tc>
+          <w:tcPr>
+            <w:tcW w:w="0" w:type="auto"/>
+            <w:vAlign w:val="center"/>
+            <w:hideMark/>
+          </w:tcPr>
+          <w:p>
+            <w:r>
+              <w:t>10–14</w:t>
+            </w:r>
+          </w:p>
+        </w:tc>
+        <w:tc>
+          <w:tcPr>
+            <w:tcW w:w="0" w:type="auto"/>
+            <w:vAlign w:val="center"/>
+            <w:hideMark/>
+          </w:tcPr>
+          <w:p>
+            <w:r>
+              <w:t>22–27</w:t>
+            </w:r>
+          </w:p>
+        </w:tc>
+      </w:tr>
+    </w:tbl>
+    <w:p/>
     <w:sectPr>
       <w:pgSz w:w="11906" w:h="16838"/>
       <w:pgMar w:top="1440" w:right="1440" w:bottom="1440" w:left="1440" w:header="720" w:footer="720" w:gutter="0"/>
